--- a/제작본/09_특수카드.docx
+++ b/제작본/09_특수카드.docx
@@ -38,7 +38,7 @@
     </w:p>
     <w:p>
       <w:r>
-        <w:t>[정해월]: 판을 완성할 시간입니다. 남은 신력을 다해 모든 진실이 이 정원 위로 드러나도록 이끄세요. 그리고 모두가 남이 아닌 자기 자신의 죄를 마주 보게 하세요. 연못 앞에 서기를 망설이는 이가 있다면, 그 등을 가만히 밀어주세요.</w:t>
+        <w:t>[정해월]: 판을 완성할 시간입니다. 남은 신력을 다해 모든 진실이 이 정원 위로 드러나도록 이끄세요. 그리고 모두가 남이 아닌 자기 자신의 죄를 마주 보게 하세요. 연못 앞에 서기를 망설이는 이가 있다면, 그 등을 가만히 밀어주세요. 그리고 잊지 마세요 — 당신 또한 이 비극의 죄인입니다. 당신도 연못 앞에 설 수 있습니다.</w:t>
       </w:r>
     </w:p>
     <w:p/>
@@ -131,7 +131,7 @@
     </w:p>
     <w:p>
       <w:r>
-        <w:t>* NPC 강지석은 투표하지 않지만, 다른 플레이어가 투표에서 지목할 수는 있습니다. 최후의 발언에서 강지석의 발언 순서는 건너뜁니다. 이미 공개된 [카드 5]가 그의 마지막 말입니다. [카드 5]의 자백은 자동으로 달조각 1개로 인정됩니다.</w:t>
+        <w:t>* NPC 강지석은 투표하지 않지만, 다른 플레이어가 투표에서 지목할 수는 있습니다. 최후의 발언에서 강지석의 발언 순서는 건너뜁니다. 이미 공개된 [카드 5]가 그의 마지막 말입니다.</w:t>
       </w:r>
     </w:p>
     <w:p/>

--- a/제작본/09_특수카드.docx
+++ b/제작본/09_특수카드.docx
@@ -18,7 +18,7 @@
     </w:p>
     <w:p>
       <w:r>
-        <w:t>4페이즈가 시작되면 각자 자신의 인물 이름이 적힌 미션 전환 카드를 몰래 확인합니다. 형사에게는 미션 전환 카드가 없습니다. (4인 플레이 시 강지석의 카드는 사용하지 않습니다.)</w:t>
+        <w:t>4페이즈가 시작되면 각자 자신의 인물 이름이 적힌 미션 전환 카드를 몰래 확인합니다. 형사에게는 미션 전환 카드가 없습니다. (4인 플레이 시 정해월의 카드는 사용하지 않습니다.)</w:t>
       </w:r>
     </w:p>
     <w:p>
@@ -96,42 +96,42 @@
     <w:p/>
     <w:p>
       <w:r>
-        <w:t>NPC 강지석 카드 (5장 / 4인 플레이 전용)</w:t>
+        <w:t>NPC 정해월 카드 (5장 / 4인 플레이 전용)</w:t>
       </w:r>
     </w:p>
     <w:p>
       <w:r>
-        <w:t>4인 플레이 시 강지석은 NPC가 됩니다. 각 페이즈가 시작될 때 해당 번호의 카드를 공개하고, 아무나 소리 내어 읽습니다. 플레이어들은 카드에 적힌 진술 이외의 대답을 NPC에게서 얻을 수 없습니다.</w:t>
+        <w:t>4인 플레이 시 정해월은 NPC가 됩니다. 각 페이즈가 시작될 때 해당 번호의 카드를 공개하고, 아무나 소리 내어 읽습니다. 플레이어들은 카드에 적힌 진술 이외의 대답을 NPC에게서 얻을 수 없습니다.</w:t>
       </w:r>
     </w:p>
     <w:p>
       <w:r>
-        <w:t>[카드 1 / 1페이즈 · 자기소개]: "강지석입니다. 서린의 전남편이고, 아들 하늘이를 혼자 키우고 있습니다. 그날 밤엔 집에서 하늘이를 재우고 있었어요. 비가 그렇게 오는데 애를 두고 어딜 갑니까."</w:t>
+        <w:t>[카드 1 / 1페이즈 · 자기소개]: "어서 오세요. 이 정원의 주인, 정해월입니다. 이곳은 강령술로 이어진 자리 — 여러분은 이 정원을 벗어날 수 없습니다. 그리고 부탁드리건대, 죽음에 대한 이야기는 아껴주세요. 영혼이 흔들리면 판 전체가 무너집니다."</w:t>
       </w:r>
     </w:p>
     <w:p>
       <w:r>
-        <w:t>[카드 2 / 2페이즈]: "양육권 소송이요? 사실입니다. 서린이 하늘이를 데려가겠다고 했으니까. 하지만 그건 부모 싸움이지, 사람 죽일 일이 아닙니다. 그날 밤엔 술을 좀 마시긴 했지만 집 밖으로는 한 발짝도 안 나갔어요. ...왜 다들 나를 그렇게 봅니까."</w:t>
+        <w:t>[카드 2 / 2페이즈]: "장부 말씀이신가요. 굿 인건비는 무속에서 흔한 일입니다. 삼천만 원… 큰돈이지요. 하지만 세상에 대가 없는 굿은 없습니다."</w:t>
       </w:r>
     </w:p>
     <w:p>
       <w:r>
-        <w:t>[카드 3 / 3페이즈]: "이안이는... 착한 아이였습니다. 우리 하늘이랑 동갑이었죠. 송이씨가 그 뒤로 어떻게 무너졌는지는 다들 알 겁니다. ...그날 밤 얘기요? 전 모릅니다. 집에 있었으니까."</w:t>
+        <w:t>[카드 3 / 3페이즈]: "수첩의 메모는 사실입니다. 다음 날 아침, 부적 일로 사저를 뵈러 갔었어요. 그런데 신당은 비어 있었습니다. 사저는… 이미 안 계셨죠."</w:t>
       </w:r>
     </w:p>
     <w:p>
       <w:r>
-        <w:t>[카드 4 / 4페이즈]: "차고에서 소란이 났다고요? 길고양이가 싸웠거나 빗소리를 잘못 들은 거겠죠. ...정말 그날 밤 얘기는 그만하고 싶군요."</w:t>
+        <w:t>[카드 4 / 4페이즈]: "달이 붉어졌군요. 여러분, 감춘 것이 있다면 스스로에게 물어보세요. 연못은 이미 알고 있습니다. 망설여진다면 — 연못 앞에 서세요. 제가 등을 밀어드리지요."</w:t>
       </w:r>
     </w:p>
     <w:p>
       <w:r>
-        <w:t>[카드 5 / 5페이즈 종료 후, 형사의 재구성이 시작되기 전에 공개]: "...그 진단서가 맞습니다. 나는 이미 죽은 몸이지요. 그러니 더는 숨길 것도 없습니다. 그만. 내가 말하겠습니다. 그날 밤, 칼을 든 송이가 우리 집 마당에 서 있었습니다. 잠든 하늘이의 방 창문을 향해서요. 몸싸움 끝에 정신을 차려보니 송이가 차고에 쓰러져 있었습니다. 겁이 났습니다. 살인자의 아들이라는 꼬리표를 하늘이에게 남길 수 없어서, 서린의 신당 연못에... 두 사람을 가라앉혔습니다. 미안합니다. 정말 미안합니다."</w:t>
+        <w:t>[카드 5 / 5페이즈 종료 후, 형사의 재구성이 시작되기 전에 공개]: "…이제 제 차례군요. 저는 열일곱에 환명굿을 도왔습니다. 그리고 그날 아침, 피로 물든 마루를 제 손으로 지우고 방범 카메라의 테이프를 감췄습니다. 스물여덟 해의 미궁은 제가 만든 것입니다. 강형사님 — 이 판은 제 속죄입니다. 사저, 송이 님, 저를 벌하세요."</w:t>
       </w:r>
     </w:p>
     <w:p>
       <w:r>
-        <w:t>* NPC 강지석은 투표하지 않지만, 다른 플레이어가 투표에서 지목할 수는 있습니다. 최후의 발언에서 강지석의 발언 순서는 건너뜁니다. 이미 공개된 [카드 5]가 그의 마지막 말입니다.</w:t>
+        <w:t>* NPC 정해월은 투표하지 않지만, 다른 플레이어가 투표에서 지목할 수는 있습니다. 최후의 발언에서 정해월의 발언 순서는 건너뜁니다. 이미 공개된 [카드 5]가 그녀의 마지막 말입니다.</w:t>
       </w:r>
     </w:p>
     <w:p/>

--- a/제작본/09_특수카드.docx
+++ b/제작본/09_특수카드.docx
@@ -13,12 +13,12 @@
     <w:p/>
     <w:p>
       <w:r>
-        <w:t>미션 전환 카드 (4장)</w:t>
+        <w:t>미션 전환 (설정서 봉인 페이지)</w:t>
       </w:r>
     </w:p>
     <w:p>
       <w:r>
-        <w:t>4페이즈가 시작되면 각자 자신의 인물 이름이 적힌 미션 전환 카드를 몰래 확인합니다. 형사에게는 미션 전환 카드가 없습니다. (4인 플레이 시 정해월의 카드는 사용하지 않습니다.)</w:t>
+        <w:t>4페이즈가 시작되면 각자 설정서의 봉인된 마지막 장을 펼쳐 확인합니다. 형사의 페이지에는 전환이 없습니다. (4인 플레이 시 정해월의 페이지는 사용하지 않습니다.)</w:t>
       </w:r>
     </w:p>
     <w:p>
@@ -111,12 +111,12 @@
     </w:p>
     <w:p>
       <w:r>
-        <w:t>[카드 2 / 2페이즈]: "장부 말씀이신가요. 굿 인건비는 무속에서 흔한 일입니다. 삼천만 원… 큰돈이지요. 하지만 세상에 대가 없는 굿은 없습니다."</w:t>
+        <w:t>[카드 2 / 2페이즈]: "무속에서 굿에는 대가가 따르는 법입니다. 큰 굿일수록, 큰 대가가 따르지요. …그 이상은, 물으시면 답하겠습니다."</w:t>
       </w:r>
     </w:p>
     <w:p>
       <w:r>
-        <w:t>[카드 3 / 3페이즈]: "수첩의 메모는 사실입니다. 다음 날 아침, 부적 일로 사저를 뵈러 갔었어요. 그런데 신당은 비어 있었습니다. 사저는… 이미 안 계셨죠."</w:t>
+        <w:t>[카드 3 / 3페이즈]: "그날 밤 이후로 사저를 뵙지 못했습니다. …마지막 약속은, 끝내 지키지 못했지요."</w:t>
       </w:r>
     </w:p>
     <w:p>
@@ -132,27 +132,6 @@
     <w:p>
       <w:r>
         <w:t>* NPC 정해월은 투표하지 않지만, 다른 플레이어가 투표에서 지목할 수는 있습니다. 최후의 발언에서 정해월의 발언 순서는 건너뜁니다. 이미 공개된 [카드 5]가 그녀의 마지막 말입니다.</w:t>
-      </w:r>
-    </w:p>
-    <w:p/>
-    <w:p>
-      <w:r>
-        <w:t>스포 방지 카드</w:t>
-      </w:r>
-    </w:p>
-    <w:p>
-      <w:r>
-        <w:t>게임의 원활한 진행을 위한 스포 방지 카드입니다.</w:t>
-      </w:r>
-    </w:p>
-    <w:p>
-      <w:r>
-        <w:t>해당 페이즈가 되기 전 카드 밑을 보아서는 안 됩니다.</w:t>
-      </w:r>
-    </w:p>
-    <w:p>
-      <w:r>
-        <w:t>실수로 뒷면을 보거나 들추지 않도록 주의해 주세요.</w:t>
       </w:r>
     </w:p>
     <w:p/>
